--- a/deliverables/presentation/ppt/오이소창원_발표자료_GPT프롬프트_이미영인계_20261004.docx
+++ b/deliverables/presentation/ppt/오이소창원_발표자료_GPT프롬프트_이미영인계_20261004.docx
@@ -830,7 +830,7 @@
                 <w:sz w:val="17"/>
                 <w:szCs w:val="17"/>
               </w:rPr>
-              <w:t xml:space="preserve">screenshots/after_development/최종구현사진/ (01·02·03·05·06·07·08·09·11)</w:t>
+              <w:t xml:space="preserve">screenshots/during_development/작업과정_20261004_최종구현사진/ (01·02·03·05·06·07·08·09·11)</w:t>
             </w:r>
           </w:p>
         </w:tc>
@@ -1288,7 +1288,7 @@
           <w:sz w:val="15"/>
           <w:szCs w:val="15"/>
         </w:rPr>
-        <w:t xml:space="preserve">  도구 5개, 자동 테스트 127개, 팀 자체 테스트 33번·지적 83건 모두 반영,</w:t>
+        <w:t xml:space="preserve">  도구 5개, 자동 테스트 127개, 팀 자체 테스트 37번·지적 87건 모두 반영,</w:t>
       </w:r>
     </w:p>
     <w:p>

--- a/deliverables/presentation/ppt/오이소창원_발표자료_GPT프롬프트_이미영인계_20261004.docx
+++ b/deliverables/presentation/ppt/오이소창원_발표자료_GPT프롬프트_이미영인계_20261004.docx
@@ -830,7 +830,7 @@
                 <w:sz w:val="17"/>
                 <w:szCs w:val="17"/>
               </w:rPr>
-              <w:t xml:space="preserve">screenshots/during_development/작업과정_20261004_최종구현사진/ (01·02·03·05·06·07·08·09·11)</w:t>
+              <w:t xml:space="preserve">PC: screenshots/after_development/최종완료사진_1005/ (01·03·05·08·09·10, 10/5 최종) · 휴대폰: 10/5 최종 사진 추가 전까지 screenshots/during_development/작업과정_20261004_최종구현사진/ (08·09·11)</w:t>
             </w:r>
           </w:p>
         </w:tc>
@@ -1288,7 +1288,7 @@
           <w:sz w:val="15"/>
           <w:szCs w:val="15"/>
         </w:rPr>
-        <w:t xml:space="preserve">  도구 5개, 자동 테스트 127개, 팀 자체 테스트 37번·지적 87건 모두 반영,</w:t>
+        <w:t xml:space="preserve">  도구 5개, 자동 테스트 127개, 팀 자체 테스트 38번·지적 88건 모두 반영,</w:t>
       </w:r>
     </w:p>
     <w:p>

--- a/deliverables/presentation/ppt/오이소창원_발표자료_GPT프롬프트_이미영인계_20261004.docx
+++ b/deliverables/presentation/ppt/오이소창원_발표자료_GPT프롬프트_이미영인계_20261004.docx
@@ -830,7 +830,7 @@
                 <w:sz w:val="17"/>
                 <w:szCs w:val="17"/>
               </w:rPr>
-              <w:t xml:space="preserve">PC: screenshots/after_development/최종완료사진_1005/ (01·03·05·08·09·10, 10/5 최종) · 휴대폰: 10/5 최종 사진 추가 전까지 screenshots/during_development/작업과정_20261004_최종구현사진/ (08·09·11)</w:t>
+              <w:t xml:space="preserve">screenshots/after_development/최종완료사진_1005/ — PC 01·03·05·08·09·10, 휴대폰 11·13·15 (10/5 최종)</w:t>
             </w:r>
           </w:p>
         </w:tc>
